--- a/RFI-Docs/WOMEN'S HEALTH TPs UpdateRamoni_03192024.ab-MR.docx
+++ b/RFI-Docs/WOMEN'S HEALTH TPs UpdateRamoni_03192024.ab-MR.docx
@@ -2,6 +2,120 @@
 <file path=word/document.xml><?xml version="1.0" encoding="utf-8"?>
 <w:document xmlns:wpc="http://schemas.microsoft.com/office/word/2010/wordprocessingCanvas" xmlns:cx="http://schemas.microsoft.com/office/drawing/2014/chartex" xmlns:cx1="http://schemas.microsoft.com/office/drawing/2015/9/8/chartex" xmlns:cx2="http://schemas.microsoft.com/office/drawing/2015/10/21/chartex" xmlns:cx3="http://schemas.microsoft.com/office/drawing/2016/5/9/chartex" xmlns:cx4="http://schemas.microsoft.com/office/drawing/2016/5/10/chartex" xmlns:cx5="http://schemas.microsoft.com/office/drawing/2016/5/11/chartex" xmlns:cx6="http://schemas.microsoft.com/office/drawing/2016/5/12/chartex" xmlns:cx7="http://schemas.microsoft.com/office/drawing/2016/5/13/chartex" xmlns:cx8="http://schemas.microsoft.com/office/drawing/2016/5/14/chartex" xmlns:mc="http://schemas.openxmlformats.org/markup-compatibility/2006" xmlns:aink="http://schemas.microsoft.com/office/drawing/2016/ink" xmlns:am3d="http://schemas.microsoft.com/office/drawing/2017/model3d" xmlns:o="urn:schemas-microsoft-com:office:office" xmlns:oel="http://schemas.microsoft.com/office/2019/extlst" xmlns:r="http://schemas.openxmlformats.org/officeDocument/2006/relationships" xmlns:m="http://schemas.openxmlformats.org/officeDocument/2006/math" xmlns:v="urn:schemas-microsoft-com:vml" xmlns:wp14="http://schemas.microsoft.com/office/word/2010/wordprocessingDrawing" xmlns:wp="http://schemas.openxmlformats.org/drawingml/2006/wordprocessingDrawing" xmlns:w10="urn:schemas-microsoft-com:office:word" xmlns:w="http://schemas.openxmlformats.org/wordprocessingml/2006/main" xmlns:w14="http://schemas.microsoft.com/office/word/2010/wordml" xmlns:w15="http://schemas.microsoft.com/office/word/2012/wordml" xmlns:w16cex="http://schemas.microsoft.com/office/word/2018/wordml/cex" xmlns:w16cid="http://schemas.microsoft.com/office/word/2016/wordml/cid" xmlns:w16="http://schemas.microsoft.com/office/word/2018/wordml" xmlns:w16sdtdh="http://schemas.microsoft.com/office/word/2020/wordml/sdtdatahash" xmlns:w16se="http://schemas.microsoft.com/office/word/2015/wordml/symex" xmlns:wpg="http://schemas.microsoft.com/office/word/2010/wordprocessingGroup" xmlns:wpi="http://schemas.microsoft.com/office/word/2010/wordprocessingInk" xmlns:wne="http://schemas.microsoft.com/office/word/2006/wordml" xmlns:wps="http://schemas.microsoft.com/office/word/2010/wordprocessingShape" mc:Ignorable="w14 w15 w16se w16cid w16 w16cex w16sdtdh wp14">
   <w:body>
+    <w:p>
+      <w:pPr>
+        <w:jc w:val="left"/>
+      </w:pPr>
+      <w:r>
+        <w:rPr>
+          <w:color w:val="646464"/>
+          <w:sz w:val="18"/>
+        </w:rPr>
+        <w:t>Document: WOMEN'S HEALTH TPs UpdateRamoni_03192024.ab-MR.docx</w:t>
+      </w:r>
+    </w:p>
+    <w:p>
+      <w:pPr>
+        <w:jc w:val="left"/>
+      </w:pPr>
+      <w:r>
+        <w:rPr>
+          <w:color w:val="646464"/>
+          <w:sz w:val="18"/>
+        </w:rPr>
+        <w:t>Title: WOMEN'S HEALTH TPs--UPDATE RAMONI 3-19-24</w:t>
+      </w:r>
+    </w:p>
+    <w:p>
+      <w:pPr>
+        <w:jc w:val="left"/>
+      </w:pPr>
+      <w:r>
+        <w:rPr>
+          <w:color w:val="646464"/>
+          <w:sz w:val="18"/>
+        </w:rPr>
+        <w:t>Topic: Women’s Health – Maternity and Infertility | Type: Talking Points</w:t>
+      </w:r>
+    </w:p>
+    <w:p>
+      <w:pPr>
+        <w:jc w:val="left"/>
+      </w:pPr>
+      <w:r>
+        <w:rPr>
+          <w:color w:val="646464"/>
+          <w:sz w:val="18"/>
+        </w:rPr>
+        <w:t>Created: 2024-07-29 | By: Richman, Michael (VACO)</w:t>
+      </w:r>
+    </w:p>
+    <w:p>
+      <w:pPr>
+        <w:jc w:val="left"/>
+      </w:pPr>
+      <w:r>
+        <w:rPr>
+          <w:color w:val="646464"/>
+          <w:sz w:val="18"/>
+        </w:rPr>
+        <w:t>Modified: 2026-02-02 | By: Bartlinski, David</w:t>
+      </w:r>
+    </w:p>
+    <w:p>
+      <w:pPr>
+        <w:jc w:val="left"/>
+      </w:pPr>
+      <w:r>
+        <w:rPr>
+          <w:color w:val="C8C8C8"/>
+          <w:sz w:val="16"/>
+        </w:rPr>
+        <w:t>────────────────────────────────────────────────────────────────────────────────</w:t>
+      </w:r>
+    </w:p>
+    <w:p>
+      <w:pPr>
+        <w:jc w:val="left"/>
+      </w:pPr>
+      <w:r/>
+    </w:p>
+    <w:p>
+      <w:pPr>
+        <w:jc w:val="left"/>
+      </w:pPr>
+      <w:r>
+        <w:rPr>
+          <w:color w:val="646464"/>
+          <w:sz w:val="18"/>
+        </w:rPr>
+        <w:t>Topic: Women’s Health – Maternity and Infertility | Type: Talking Points</w:t>
+      </w:r>
+    </w:p>
+    <w:p>
+      <w:pPr>
+        <w:jc w:val="left"/>
+      </w:pPr>
+      <w:r>
+        <w:rPr>
+          <w:color w:val="646464"/>
+          <w:sz w:val="18"/>
+        </w:rPr>
+        <w:t>Created: 2024-07-29 | By: Richman, Michael (VACO)</w:t>
+      </w:r>
+    </w:p>
+    <w:p>
+      <w:pPr>
+        <w:jc w:val="left"/>
+      </w:pPr>
+      <w:r>
+        <w:rPr>
+          <w:color w:val="646464"/>
+          <w:sz w:val="18"/>
+        </w:rPr>
+        <w:t>Modified: 2026-02-02 | By: Bartlinski, David</w:t>
+      </w:r>
+    </w:p>
     <w:p>
       <w:pPr>
         <w:pStyle w:val="ListParagraph"/>
@@ -9,6 +123,7 @@
           <w:ilvl w:val="0"/>
           <w:numId w:val="2"/>
         </w:numPr>
+        <w:jc w:val="left"/>
         <w:rPr>
           <w:rFonts w:ascii="Times New Roman" w:eastAsia="Times New Roman" w:hAnsi="Times New Roman" w:cs="Times New Roman"/>
           <w:b/>
@@ -19,23 +134,21 @@
       </w:pPr>
       <w:r>
         <w:rPr>
-          <w:rFonts w:ascii="Times New Roman" w:eastAsia="Times New Roman" w:hAnsi="Times New Roman" w:cs="Times New Roman"/>
-          <w:b/>
-          <w:bCs/>
-          <w:sz w:val="24"/>
-          <w:szCs w:val="24"/>
-        </w:rPr>
-        <w:t>Given the White House EO on women’s health yesterday, I wanted to be able to sure that we could highlight the work in that important area.  How much (approx.) do we devote to women’s health?  Amanda, is there anything you are particularly proud of that I should highlight?</w:t>
-      </w:r>
-    </w:p>
-    <w:p>
-      <w:pPr>
-        <w:rPr>
-          <w:rFonts w:ascii="Times New Roman" w:hAnsi="Times New Roman" w:cs="Times New Roman"/>
-          <w:sz w:val="24"/>
-          <w:szCs w:val="24"/>
-        </w:rPr>
-      </w:pPr>
+          <w:color w:val="C8C8C8"/>
+          <w:sz w:val="16"/>
+        </w:rPr>
+        <w:t>────────────────────────────────────────────────────────────────────────────────</w:t>
+      </w:r>
+    </w:p>
+    <w:p>
+      <w:pPr>
+        <w:rPr>
+          <w:rFonts w:ascii="Times New Roman" w:hAnsi="Times New Roman" w:cs="Times New Roman"/>
+          <w:sz w:val="24"/>
+          <w:szCs w:val="24"/>
+        </w:rPr>
+      </w:pPr>
+      <w:r/>
     </w:p>
     <w:p>
       <w:pPr>
